--- a/Traffic Sign recognition using Deep Learning.docx
+++ b/Traffic Sign recognition using Deep Learning.docx
@@ -261,6 +261,16 @@
     <w:p>
       <w:pPr>
         <w:spacing w:after="0"/>
+        <w:jc w:val="center"/>
+        <w:rPr>
+          <w:rFonts w:cs="Times New Roman"/>
+          <w:sz w:val="22"/>
+        </w:rPr>
+      </w:pPr>
+    </w:p>
+    <w:p>
+      <w:pPr>
+        <w:spacing w:after="0"/>
         <w:rPr>
           <w:rFonts w:cs="Times New Roman"/>
           <w:sz w:val="22"/>
@@ -440,7 +450,7 @@
           <w:sz w:val="24"/>
           <w:szCs w:val="24"/>
         </w:rPr>
-        <w:t xml:space="preserve"> sign detection and recognition approach was evaluated on a novel dataset containing 6480 images encompassing 7056 sign instances across 87 classes. We introduce multiple refinements to the Mask R-CNN, spanning both architectural tweaks and data augmentation strategies. Our study includes highly challenging traffic sign classes not commonly </w:t>
+        <w:t xml:space="preserve"> sign detection and recognition approach was evaluated on a novel dataset containing 6480 images encompassing 7056 sign instances across 87 classes. We introduce multiple refinements to the Mask R-CNN, spanning both architectural tweaks and data augmentation strategies. Our study includes highly challenging traffic sign classes not commonly addressed in prior </w:t>
       </w:r>
       <w:r>
         <w:rPr>
@@ -452,7 +462,7 @@
           <w:sz w:val="24"/>
           <w:szCs w:val="24"/>
         </w:rPr>
-        <w:t xml:space="preserve">addressed in prior research. The training and evaluation datasets were built from images captured in real-world road conditions. Experimental results demonstrate an error rate below 4%. Additionally, RMR-CNN’s outcomes were compared with standard deep architectures such as Fast R-CNN and Mask R-CNN. Our proposed approach attained a precision of 96.18%, exceeding the precision scores achieved by Mask R-CNN and Faster R-CNN variants. </w:t>
+        <w:t xml:space="preserve">research. The training and evaluation datasets were built from images captured in real-world road conditions. Experimental results demonstrate an error rate below 4%. Additionally, RMR-CNN’s outcomes were compared with standard deep architectures such as Fast R-CNN and Mask R-CNN. Our proposed approach attained a precision of 96.18%, exceeding the precision scores achieved by Mask R-CNN and Faster R-CNN variants. </w:t>
       </w:r>
     </w:p>
     <w:p>
@@ -643,7 +653,7 @@
           <w:sz w:val="24"/>
           <w:szCs w:val="24"/>
         </w:rPr>
-        <w:t xml:space="preserve">Intelligent vehicles, including driverless cars, demand autonomous traffic sign detection and recognition (TSDR). Since the early reporting by Kamada et al. in the </w:t>
+        <w:t xml:space="preserve">Intelligent vehicles, including driverless cars, demand autonomous traffic sign detection and recognition (TSDR). Since the early reporting by Kamada et al. in the 1990s, numerous techniques have been devised for </w:t>
       </w:r>
       <w:r>
         <w:rPr>
@@ -651,7 +661,7 @@
           <w:szCs w:val="24"/>
         </w:rPr>
         <w:lastRenderedPageBreak/>
-        <w:t>1990s, numerous techniques have been devised for automatic traffic sign detection and recognition. Many successful studies have leveraged computer vision for automatic TSDR, as reviewed in Zhu et al. (2016</w:t>
+        <w:t>automatic traffic sign detection and recognition. Many successful studies have leveraged computer vision for automatic TSDR, as reviewed in Zhu et al. (2016</w:t>
       </w:r>
       <w:proofErr w:type="gramStart"/>
       <w:r>
@@ -748,7 +758,7 @@
           <w:sz w:val="24"/>
           <w:szCs w:val="24"/>
         </w:rPr>
-        <w:t xml:space="preserve"> covering a broad set of sign categories complicates selection of the most suitable algorithms for TSDR. Existing datasets show wide variation in image counts, accuracy, and computational time. We built an original dataset for Indian traffic signs using deep-learning-driven collection and annotation. Training and testing datasets were formed by capturing images and </w:t>
+        <w:t xml:space="preserve"> covering a broad set of sign categories complicates selection of the most suitable algorithms for TSDR. Existing datasets show wide variation in image counts, accuracy, and computational time. We built an original dataset for Indian traffic signs using deep-learning-driven collection and annotation. Training and testing datasets were formed by capturing images and categorizing them based on contained sign instances. Only manually installed traffic signs were included; electronic signs were </w:t>
       </w:r>
       <w:r>
         <w:rPr>
@@ -756,7 +766,7 @@
           <w:szCs w:val="24"/>
         </w:rPr>
         <w:lastRenderedPageBreak/>
-        <w:t>categorizing them based on contained sign instances. Only manually installed traffic signs were included; electronic signs were excluded. To our knowledge, this dataset formulation approach for Indian traffic signs is novel. The primary contribution of this work is the deployment of the proposed RMR-CNN—a Mask R-CNN variant with multiple improvements—to a large and diverse set of traffic signs. Sign instances underwent scaling, rotation, lighting variation, and intra- and inter-category variability. For evaluation, detection performance on the custom dataset was compared to Fast R-CNN, and recognition performance was compared against Mask R-CNN. Among R-CNN family models—Fast R-CNN, Faster R-CNN, and Mask R-CNN—each successive variant improves upon the previous; Mask R-CNN is widely adopted for its reliability. Our RMR-CNN further enhances Mask R-CNN’s accuracy. The following section surveys contemporary methods for traffic sign detection and recognition. Section III describes the custom dataset covering road traffic signals. Subsequent sections detail the refined Mask R-CNN architecture for detection, the recognition approach, and finally the evaluation and results for RMR-CNN.</w:t>
+        <w:t>excluded. To our knowledge, this dataset formulation approach for Indian traffic signs is novel. The primary contribution of this work is the deployment of the proposed RMR-CNN—a Mask R-CNN variant with multiple improvements—to a large and diverse set of traffic signs. Sign instances underwent scaling, rotation, lighting variation, and intra- and inter-category variability. For evaluation, detection performance on the custom dataset was compared to Fast R-CNN, and recognition performance was compared against Mask R-CNN. Among R-CNN family models—Fast R-CNN, Faster R-CNN, and Mask R-CNN—each successive variant improves upon the previous; Mask R-CNN is widely adopted for its reliability. Our RMR-CNN further enhances Mask R-CNN’s accuracy. The following section surveys contemporary methods for traffic sign detection and recognition. Section III describes the custom dataset covering road traffic signals. Subsequent sections detail the refined Mask R-CNN architecture for detection, the recognition approach, and finally the evaluation and results for RMR-CNN.</w:t>
       </w:r>
     </w:p>
     <w:p>
@@ -791,33 +801,33 @@
           <w:sz w:val="24"/>
           <w:szCs w:val="24"/>
         </w:rPr>
-        <w:t>This section briefly reviews prior traffic sign detection studies worldwide. Luo et al. (2018) proposed a three-stage data-driven system using a vehicle-mounted camera to recognize both symbolic and text-based signs: ROI extraction, ROI refinement and classification, and post-processing; however, their approach suffered from long post-</w:t>
-      </w:r>
+        <w:t xml:space="preserve">This section briefly reviews prior traffic sign detection studies worldwide. Luo et al. (2018) proposed a three-stage data-driven system using a vehicle-mounted camera to recognize both symbolic and text-based signs: ROI extraction, ROI refinement and classification, and post-processing; however, their approach suffered from long post-processing times. Mammeri et al. (2013) addressed TSDR challenges relevant to </w:t>
+      </w:r>
+      <w:proofErr w:type="gramStart"/>
       <w:r>
         <w:rPr>
           <w:rFonts w:cs="Times New Roman"/>
           <w:sz w:val="24"/>
           <w:szCs w:val="24"/>
         </w:rPr>
-        <w:t xml:space="preserve">processing times. Mammeri et al. (2013) addressed TSDR challenges relevant to </w:t>
-      </w:r>
-      <w:proofErr w:type="gramStart"/>
+        <w:t>ADAS</w:t>
+      </w:r>
+      <w:proofErr w:type="gramEnd"/>
       <w:r>
         <w:rPr>
           <w:rFonts w:cs="Times New Roman"/>
           <w:sz w:val="24"/>
           <w:szCs w:val="24"/>
         </w:rPr>
-        <w:t>ADAS</w:t>
-      </w:r>
-      <w:proofErr w:type="gramEnd"/>
+        <w:t xml:space="preserve"> but their system operated over a </w:t>
+      </w:r>
       <w:r>
         <w:rPr>
           <w:rFonts w:cs="Times New Roman"/>
           <w:sz w:val="24"/>
           <w:szCs w:val="24"/>
         </w:rPr>
-        <w:t xml:space="preserve"> but their system operated over a limited frequency range and struggled with low-resolution cameras and vehicle-induced vibrations. Lee and Kim (2018) developed a CNN-based detector that simultaneously estimated sign location and precise boundaries; while accurate, their method required very high-resolution images. Hu et al. (2016) proposed a single learning-based detector handling three object classes—signs, cars, and bicycles—using a small number of sub-detectors to keep detection times low; adding detectors for more object types, however, increased runtime. Greenhalgh and Mirmehdi (2012) identified sign regions as maximally stable extremal regions (MSER) and recognized signs via SVMs trained on HOG features; precision and recall were 86% and 80%, respectively. Later, Greenhalgh and Mirmehdi (2015) leveraged scene structure to prioritize search regions for signs; removing structural cues raised false positives and lowered frame rates from 14 fps to 6 fps. Huang et al. (2017) proposed a two-module method using HOG features and a classifier trained with Extreme Learning Machine (ELM), but performance depended on parameter tuning and misclassification exceeded 50%. Huang et al. (2020) suggested a visual-inspection-based recognition method, which achieved lower average precision than our RMR-CNN. Yang et al. (2016) combined SVM and CNN for fast detection but reported lower accuracy than leading methods like Mask R-CNN. Chen and Lu (2016) used AdaBoost and SVR for detection. Liu et al. (2016) proposed a TSR method based on </w:t>
+        <w:t xml:space="preserve">limited frequency range and struggled with low-resolution cameras and vehicle-induced vibrations. Lee and Kim (2018) developed a CNN-based detector that simultaneously estimated sign location and precise boundaries; while accurate, their method required very high-resolution images. Hu et al. (2016) proposed a single learning-based detector handling three object classes—signs, cars, and bicycles—using a small number of sub-detectors to keep detection times low; adding detectors for more object types, however, increased runtime. Greenhalgh and Mirmehdi (2012) identified sign regions as maximally stable extremal regions (MSER) and recognized signs via SVMs trained on HOG features; precision and recall were 86% and 80%, respectively. Later, Greenhalgh and Mirmehdi (2015) leveraged scene structure to prioritize search regions for signs; removing structural cues raised false positives and lowered frame rates from 14 fps to 6 fps. Huang et al. (2017) proposed a two-module method using HOG features and a classifier trained with Extreme Learning Machine (ELM), but performance depended on parameter tuning and misclassification exceeded 50%. Huang et al. (2020) suggested a visual-inspection-based recognition method, which achieved lower average precision than our RMR-CNN. Yang et al. (2016) combined SVM and CNN for fast detection but reported lower accuracy than leading methods like Mask R-CNN. Chen and Lu (2016) used AdaBoost and SVR for detection. Liu et al. (2016) proposed a TSR method based on high-contrast region extraction and extended sparse representation; however, color enhancement of other objects led to delays. </w:t>
       </w:r>
       <w:r>
         <w:rPr>
@@ -826,7 +836,7 @@
           <w:szCs w:val="24"/>
         </w:rPr>
         <w:lastRenderedPageBreak/>
-        <w:t xml:space="preserve">high-contrast region extraction and extended sparse representation; however, color enhancement of other objects led to delays. Temel et al. (2020) developed a spectral approach resilient to weather and dirty lenses but achieved around 80% accuracy. Kamal et al. (2019) introduced </w:t>
+        <w:t xml:space="preserve">Temel et al. (2020) developed a spectral approach resilient to weather and dirty lenses but achieved around 80% accuracy. Kamal et al. (2019) introduced </w:t>
       </w:r>
       <w:proofErr w:type="spellStart"/>
       <w:r>
@@ -880,7 +890,7 @@
           <w:sz w:val="24"/>
           <w:szCs w:val="24"/>
         </w:rPr>
-        <w:t xml:space="preserve"> features and noted challenges in seam carving at low scaling ratios, using co-occurrence of adjacent LBPs with SVM classification for seam-carving detection. Lopez-Montiel et al. (2021) observed a lack of standardized guidance for </w:t>
+        <w:t xml:space="preserve"> features and noted challenges in seam carving at low scaling ratios, using co-occurrence of adjacent LBPs with SVM classification for seam-carving detection. Lopez-Montiel et al. (2021) observed a lack of standardized guidance for choosing hardware and algorithms for TSD, and proposed a methodology to evaluate GPU and TPU performance using </w:t>
       </w:r>
       <w:r>
         <w:rPr>
@@ -888,7 +898,7 @@
           <w:sz w:val="24"/>
           <w:szCs w:val="24"/>
         </w:rPr>
-        <w:t xml:space="preserve">choosing hardware and algorithms for TSD, and proposed a methodology to evaluate GPU and TPU performance using combinations of models (ResNet50 v1, </w:t>
+        <w:t xml:space="preserve">combinations of models (ResNet50 v1, </w:t>
       </w:r>
       <w:proofErr w:type="spellStart"/>
       <w:r>
@@ -1056,7 +1066,7 @@
           <w:szCs w:val="24"/>
           <w:lang w:val="en-IN"/>
         </w:rPr>
-        <w:t xml:space="preserve">The custom dataset developed for this study comprises 6480 images containing 7056 traffic sign instances, distributed into 100 categories based on sign instances within the images. Thirteen of these categories were sourced from standard datasets such as Deutsche Forschungs Gemeinschaft (DFG), where signs match local shapes. Of the 6480 images, 4544 were captured in real-world </w:t>
+        <w:t xml:space="preserve">The custom dataset developed for this study comprises 6480 images containing 7056 traffic sign instances, distributed into 100 categories based on sign instances within the images. Thirteen of these categories were sourced from standard datasets such as Deutsche Forschungs Gemeinschaft (DFG), where signs match local shapes. Of the 6480 images, 4544 were captured in real-world conditions and categorized into 87 sign classes; the remaining 1936 images were collected from public sources (Jharkhand </w:t>
       </w:r>
       <w:r>
         <w:rPr>
@@ -1066,7 +1076,7 @@
           <w:lang w:val="en-IN"/>
         </w:rPr>
         <w:lastRenderedPageBreak/>
-        <w:t>conditions and categorized into 87 sign classes; the remaining 1936 images were collected from public sources (Jharkhand Police Department, India Mart, SlideShare) ensuring only copyright-free images were used. Each class contains at least 32 images. Approximately 70.12% of images are high resolution (4128 × 2322 px, 774 × 1032 px, 960 × 1280 px), while 29.8% are low resolution (225 × 225 px, 200 × 200 px). There are 200 images containing two sign instances, 40 images containing three, and 32 images containing four. Around 97% of sign instances are clearly visible; 3% are faint. Sample dataset images appear in Figs. 1–3.</w:t>
+        <w:t>Police Department, India Mart, SlideShare) ensuring only copyright-free images were used. Each class contains at least 32 images. Approximately 70.12% of images are high resolution (4128 × 2322 px, 774 × 1032 px, 960 × 1280 px), while 29.8% are low resolution (225 × 225 px, 200 × 200 px). There are 200 images containing two sign instances, 40 images containing three, and 32 images containing four. Around 97% of sign instances are clearly visible; 3% are faint. Sample dataset images appear in Figs. 1–3.</w:t>
       </w:r>
     </w:p>
     <w:p>
@@ -1106,25 +1116,7 @@
           <w:szCs w:val="24"/>
           <w:lang w:val="en-IN"/>
         </w:rPr>
-        <w:t xml:space="preserve"> sign instances exceed 30 pixels. Instances under 30 pixels were ignored because </w:t>
-      </w:r>
-      <w:r>
-        <w:rPr>
-          <w:rFonts w:cs="Times New Roman"/>
-          <w:sz w:val="24"/>
-          <w:szCs w:val="24"/>
-          <w:lang w:val="en-IN"/>
-        </w:rPr>
-        <w:t>down sampling</w:t>
-      </w:r>
-      <w:r>
-        <w:rPr>
-          <w:rFonts w:cs="Times New Roman"/>
-          <w:sz w:val="24"/>
-          <w:szCs w:val="24"/>
-          <w:lang w:val="en-IN"/>
-        </w:rPr>
-        <w:t xml:space="preserve"> in Faster R-CNN and Mask R-CNN maps 32×32 pixels to a single 1×1 pixel in feature maps. Standard 80:20 train-test split was applied, ensuring at least six images per class in the test set and a minimum of 32 images per class. The split was randomized, yielding 5664 training images and 1412 test images.</w:t>
+        <w:t xml:space="preserve"> sign instances exceed 30 pixels. Instances under 30 pixels were ignored because down sampling in Faster R-CNN and Mask R-CNN maps 32×32 pixels to a single 1×1 pixel in feature maps. Standard 80:20 train-test split was applied, ensuring at least six images per class in the test set and a minimum of 32 images per class. The split was randomized, yielding 5664 training images and 1412 test images.</w:t>
       </w:r>
     </w:p>
     <w:p>
@@ -1164,16 +1156,7 @@
           <w:szCs w:val="24"/>
           <w:lang w:val="en-IN"/>
         </w:rPr>
-        <w:t xml:space="preserve">for traffic sign detection This segment discusses the RMR-CNN detection system which refines Mask R-CNN in several ways. We summarize Mask R-CNN briefly, then outline parameter adjustments and </w:t>
-      </w:r>
-      <w:r>
-        <w:rPr>
-          <w:rFonts w:cs="Times New Roman"/>
-          <w:sz w:val="24"/>
-          <w:szCs w:val="24"/>
-          <w:lang w:val="en-IN"/>
-        </w:rPr>
-        <w:t>enhancements in architecture and data augmentation. The refined Mask R-CNN is depicted in Fig. 4.</w:t>
+        <w:t>for traffic sign detection This segment discusses the RMR-CNN detection system which refines Mask R-CNN in several ways. We summarize Mask R-CNN briefly, then outline parameter adjustments and enhancements in architecture and data augmentation. The refined Mask R-CNN is depicted in Fig. 4.</w:t>
       </w:r>
     </w:p>
     <w:p>
@@ -1333,7 +1316,7 @@
           <w:szCs w:val="24"/>
           <w:lang w:val="en-IN"/>
         </w:rPr>
-        <w:t xml:space="preserve"> frames are first converted to grayscale, then contour detection via OpenCV is applied to retrieve contour values. Contour areas are computed, and shapes of traffic signs are inferred using area thresholds specified by the user. Resulting crops proceed to the ROI module. Figs. 5(a) and (b) show sample images for </w:t>
+        <w:t xml:space="preserve"> frames are first converted to grayscale, then contour detection via OpenCV is applied to retrieve contour values. Contour areas are computed, and shapes of traffic signs are inferred using area thresholds specified by the user. Resulting crops proceed to the ROI module. Figs. 5(a) and (b) show sample images for ROI detection. Fig. 6 presents dataset samples and their annotation masks obtained using the shape detection approach. Annotation masks are produced by applying shape detection to </w:t>
       </w:r>
       <w:r>
         <w:rPr>
@@ -1343,7 +1326,7 @@
           <w:lang w:val="en-IN"/>
         </w:rPr>
         <w:lastRenderedPageBreak/>
-        <w:t>ROI detection. Fig. 6 presents dataset samples and their annotation masks obtained using the shape detection approach. Annotation masks are produced by applying shape detection to original images and cropping according to detected sign coordinates.</w:t>
+        <w:t>original images and cropping according to detected sign coordinates.</w:t>
       </w:r>
     </w:p>
     <w:p>
@@ -1363,8 +1346,9 @@
           <w:szCs w:val="24"/>
           <w:lang w:val="en-IN"/>
         </w:rPr>
-        <w:t xml:space="preserve">Region Of Interest (ROI): Precise localization of a traffic sign depends on extracting the correct ROI. Most Indian signs appear within triangles, rectangles, or circles; the RMR-CNN is designed to detect these shapes in images. Processing unnecessary areas can lead to incorrect predictions and longer processing times. We use three algorithms to detect ROIs: Hough Circle for circular ROIs, and contour and edge detection for triangular and rectangular </w:t>
-      </w:r>
+        <w:t xml:space="preserve">Region Of Interest (ROI): Precise localization of a traffic sign depends on extracting the correct ROI. Most Indian signs appear within triangles, rectangles, or circles; the RMR-CNN is designed to detect these shapes in images. Processing unnecessary areas can lead to incorrect predictions and longer processing times. We use three algorithms to detect ROIs: Hough Circle for circular ROIs, and contour and edge detection for triangular and rectangular ROIs. Each shape-specific routine marks the ROI boundary with a </w:t>
+      </w:r>
+      <w:proofErr w:type="spellStart"/>
       <w:r>
         <w:rPr>
           <w:rFonts w:cs="Times New Roman"/>
@@ -1372,7 +1356,26 @@
           <w:szCs w:val="24"/>
           <w:lang w:val="en-IN"/>
         </w:rPr>
-        <w:t xml:space="preserve">ROIs. Each shape-specific routine marks the ROI boundary with a </w:t>
+        <w:t>color</w:t>
+      </w:r>
+      <w:proofErr w:type="spellEnd"/>
+      <w:r>
+        <w:rPr>
+          <w:rFonts w:cs="Times New Roman"/>
+          <w:sz w:val="24"/>
+          <w:szCs w:val="24"/>
+          <w:lang w:val="en-IN"/>
+        </w:rPr>
+        <w:t xml:space="preserve">. Images are cropped using a 5% threshold to retain ROI content </w:t>
+      </w:r>
+      <w:r>
+        <w:rPr>
+          <w:rFonts w:cs="Times New Roman"/>
+          <w:sz w:val="24"/>
+          <w:szCs w:val="24"/>
+          <w:lang w:val="en-IN"/>
+        </w:rPr>
+        <w:t xml:space="preserve">without loss. Cropped images are converted back to </w:t>
       </w:r>
       <w:proofErr w:type="spellStart"/>
       <w:r>
@@ -1392,45 +1395,7 @@
           <w:szCs w:val="24"/>
           <w:lang w:val="en-IN"/>
         </w:rPr>
-        <w:t xml:space="preserve">. Images are cropped using a 5% threshold to retain ROI content without loss. Cropped images are converted back to </w:t>
-      </w:r>
-      <w:proofErr w:type="spellStart"/>
-      <w:r>
-        <w:rPr>
-          <w:rFonts w:cs="Times New Roman"/>
-          <w:sz w:val="24"/>
-          <w:szCs w:val="24"/>
-          <w:lang w:val="en-IN"/>
-        </w:rPr>
-        <w:t>color</w:t>
-      </w:r>
-      <w:proofErr w:type="spellEnd"/>
-      <w:r>
-        <w:rPr>
-          <w:rFonts w:cs="Times New Roman"/>
-          <w:sz w:val="24"/>
-          <w:szCs w:val="24"/>
-          <w:lang w:val="en-IN"/>
-        </w:rPr>
-        <w:t xml:space="preserve"> for the subsequent </w:t>
-      </w:r>
-      <w:r>
-        <w:rPr>
-          <w:rFonts w:cs="Times New Roman"/>
-          <w:sz w:val="24"/>
-          <w:szCs w:val="24"/>
-          <w:lang w:val="en-IN"/>
-        </w:rPr>
-        <w:t>colour</w:t>
-      </w:r>
-      <w:r>
-        <w:rPr>
-          <w:rFonts w:cs="Times New Roman"/>
-          <w:sz w:val="24"/>
-          <w:szCs w:val="24"/>
-          <w:lang w:val="en-IN"/>
-        </w:rPr>
-        <w:t xml:space="preserve"> probability step. Fig. 1. First collage of Custom dataset. 54 images, many of them </w:t>
+        <w:t xml:space="preserve"> for the subsequent colour probability step. Fig. 1. First collage of Custom dataset. 54 images, many of them </w:t>
       </w:r>
       <w:proofErr w:type="gramStart"/>
       <w:r>
@@ -4855,14 +4820,7 @@
           <w:sz w:val="24"/>
           <w:szCs w:val="24"/>
         </w:rPr>
-        <w:t>color</w:t>
-      </w:r>
-      <w:r>
-        <w:rPr>
-          <w:sz w:val="24"/>
-          <w:szCs w:val="24"/>
-        </w:rPr>
-        <w:t xml:space="preserve"> percentage </w:t>
+        <w:t xml:space="preserve">color percentage </w:t>
       </w:r>
       <w:r>
         <w:rPr>
@@ -4876,21 +4834,7 @@
           <w:sz w:val="24"/>
           <w:szCs w:val="24"/>
         </w:rPr>
-        <w:t>¼ count of (</w:t>
-      </w:r>
-      <w:r>
-        <w:rPr>
-          <w:sz w:val="24"/>
-          <w:szCs w:val="24"/>
-        </w:rPr>
-        <w:t>color</w:t>
-      </w:r>
-      <w:r>
-        <w:rPr>
-          <w:sz w:val="24"/>
-          <w:szCs w:val="24"/>
-        </w:rPr>
-        <w:t xml:space="preserve"> pixel) / (total number of pixels)</w:t>
+        <w:t>¼ count of (color pixel) / (total number of pixels)</w:t>
       </w:r>
     </w:p>
     <w:p>
@@ -5749,7 +5693,16 @@
           <w:szCs w:val="24"/>
           <w:lang w:val="en-IN"/>
         </w:rPr>
-        <w:t>Parametric changes Even distribution of ROI: Careful choice of training samples for the RPN improves Mask R-CNN performance. Typically, ROIs are randomly sampled for foreground and background, causing an uneven ROI distribution between large and small objects—large objects require more ROIs while small objects need fewer. This biases detection toward larger objects and reduces accuracy for smaller ones. We mitigate this by evenly distributing ROIs among objects, using an equal number of ROIs per object.</w:t>
+        <w:t xml:space="preserve">Parametric changes Even distribution of ROI: Careful choice of training samples for the RPN improves Mask R-CNN performance. Typically, ROIs are randomly sampled for foreground and background, causing an uneven ROI distribution between large and small objects—large objects require more ROIs while small objects need fewer. This biases detection toward larger objects and reduces accuracy for smaller ones. We mitigate this by evenly distributing ROIs </w:t>
+      </w:r>
+      <w:r>
+        <w:rPr>
+          <w:rFonts w:eastAsia="Times New Roman" w:cs="Times New Roman"/>
+          <w:sz w:val="24"/>
+          <w:szCs w:val="24"/>
+          <w:lang w:val="en-IN"/>
+        </w:rPr>
+        <w:t>among objects, using an equal number of ROIs per object.</w:t>
       </w:r>
     </w:p>
     <w:p>
@@ -6108,7 +6061,6 @@
           <w:sz w:val="32"/>
           <w:szCs w:val="32"/>
         </w:rPr>
-        <w:lastRenderedPageBreak/>
         <w:t>V. EXPERIMENTAL RESULTS</w:t>
       </w:r>
     </w:p>
@@ -6126,6 +6078,7 @@
           <w:szCs w:val="24"/>
           <w:lang w:val="en-IN"/>
         </w:rPr>
+        <w:lastRenderedPageBreak/>
         <w:t>A large training set is crucial for high accuracy because deep models contain millions of learnable parameters. Collecting tens of thousands of real images is often impractical; data augmentation helps expand dataset size by varying image parameters. We applied eight augmentation methods:</w:t>
       </w:r>
     </w:p>
@@ -6294,15 +6247,15 @@
           <w:szCs w:val="24"/>
           <w:lang w:val="en-IN"/>
         </w:rPr>
-        <w:t xml:space="preserve">Bottom Shifting: Move objects downward by removing bottom </w:t>
-      </w:r>
-      <w:r>
-        <w:rPr>
-          <w:sz w:val="24"/>
-          <w:szCs w:val="24"/>
-          <w:lang w:val="en-IN"/>
-        </w:rPr>
-        <w:t>pixels, shifting top pixels downward, and filling the top with adjacent pixels.</w:t>
+        <w:t xml:space="preserve">Bottom Shifting: Move objects downward by removing bottom pixels, shifting top pixels downward, </w:t>
+      </w:r>
+      <w:r>
+        <w:rPr>
+          <w:sz w:val="24"/>
+          <w:szCs w:val="24"/>
+          <w:lang w:val="en-IN"/>
+        </w:rPr>
+        <w:t>and filling the top with adjacent pixels.</w:t>
       </w:r>
     </w:p>
     <w:p>
@@ -13563,7 +13516,7 @@
           <w:szCs w:val="24"/>
           <w:lang w:val="en-IN"/>
         </w:rPr>
-        <w:t xml:space="preserve">traffic signs that performs well under varied lighting, orientation, and scale conditions. RMR-CNN, a refined Mask R-CNN variant, includes architectural adjustments, expanded data augmentation, and parameter refinements. A novel real-time custom dataset was assembled for training and validation. Alongside augmentation, specific adaptations to the baseline CNN contributed to RMR-CNN’s accurate, efficient, and rapid detection across a substantial set of sign categories. Performance gains are evidenced by notable reductions in miss and false positive rates. RMR-CNN outperformed Fast R-CNN and Mask R-CNN in precision, recall, and F-measure. The total error rate of about 3% is mainly attributable to sign similarity, occlusion, and large viewing angles; this could be further reduced by capturing multiple instances with stereo cameras. The authors suggest pursuing additional enhancements to RMR-CNN for recognizing dirty or obscured signs </w:t>
+        <w:t xml:space="preserve">traffic signs that performs well under varied lighting, orientation, and scale conditions. RMR-CNN, a refined Mask R-CNN variant, includes architectural adjustments, expanded data augmentation, and parameter refinements. A novel real-time custom dataset was assembled for training and validation. Alongside augmentation, specific adaptations to the baseline CNN contributed to RMR-CNN’s accurate, efficient, and rapid detection across a substantial set of sign categories. Performance gains are evidenced by notable reductions in miss and false positive rates. RMR-CNN outperformed Fast R-CNN and Mask R-CNN in precision, recall, and F-measure. The total error rate of about 3% is mainly attributable to sign similarity, occlusion, and large viewing angles; this could be further reduced by capturing multiple instances with stereo cameras. The authors suggest pursuing additional enhancements to RMR-CNN for recognizing dirty or obscured signs (Majid </w:t>
       </w:r>
       <w:r>
         <w:rPr>
@@ -13572,7 +13525,7 @@
           <w:lang w:val="en-IN"/>
         </w:rPr>
         <w:lastRenderedPageBreak/>
-        <w:t>(Majid and Heaslip, 2016) and further lowering miss and false positive rates.</w:t>
+        <w:t>and Heaslip, 2016) and further lowering miss and false positive rates.</w:t>
       </w:r>
     </w:p>
     <w:p>
@@ -13840,15 +13793,15 @@
           <w:szCs w:val="24"/>
           <w:lang w:val="en-IN"/>
         </w:rPr>
-        <w:t xml:space="preserve">Chen, T., Lu, S., 2016. Accurate and efficient traffic sign detection using discriminative AdaBoost and support vector regression. IEEE Trans. Veh. Technol. 65 </w:t>
-      </w:r>
-      <w:r>
-        <w:rPr>
-          <w:sz w:val="24"/>
-          <w:szCs w:val="24"/>
-          <w:lang w:val="en-IN"/>
-        </w:rPr>
-        <w:t xml:space="preserve">(6), 4006–4015. </w:t>
+        <w:t>Chen, T., Lu, S., 2016. Accurate and efficient traffic sign detection using discriminative AdaBoost and support vector regression. IEEE Trans. Veh. Technol. 65 (6), 4006–</w:t>
+      </w:r>
+      <w:r>
+        <w:rPr>
+          <w:sz w:val="24"/>
+          <w:szCs w:val="24"/>
+          <w:lang w:val="en-IN"/>
+        </w:rPr>
+        <w:t xml:space="preserve">4015. </w:t>
       </w:r>
       <w:hyperlink r:id="rId96">
         <w:r>
@@ -14234,7 +14187,7 @@
           <w:szCs w:val="24"/>
           <w:lang w:val="en-IN"/>
         </w:rPr>
-        <w:t xml:space="preserve">, F., 2016. Fast detection of multiple objects in traffic scenes with a common detection framework. IEEE </w:t>
+        <w:t xml:space="preserve">, F., 2016. Fast detection of multiple objects in traffic scenes with a common detection framework. IEEE Trans. </w:t>
       </w:r>
       <w:r>
         <w:rPr>
@@ -14243,7 +14196,7 @@
           <w:lang w:val="en-IN"/>
         </w:rPr>
         <w:lastRenderedPageBreak/>
-        <w:t xml:space="preserve">Trans. Intell. Transp. Syst. 17 (4), 1002–1014. </w:t>
+        <w:t xml:space="preserve">Intell. Transp. Syst. 17 (4), 1002–1014. </w:t>
       </w:r>
       <w:hyperlink r:id="rId108">
         <w:r>
@@ -15326,15 +15279,15 @@
           <w:szCs w:val="24"/>
           <w:lang w:val="en-IN"/>
         </w:rPr>
-        <w:t xml:space="preserve">Yang, Y., Luo, H., Xu, H., Wu, F., 2016. Towards real-time traffic sign detection and </w:t>
-      </w:r>
-      <w:r>
-        <w:rPr>
-          <w:sz w:val="24"/>
-          <w:szCs w:val="24"/>
-          <w:lang w:val="en-IN"/>
-        </w:rPr>
-        <w:t xml:space="preserve">classification. IEEE Trans. Intell. Transp. Syst. 17 (7), 2022–2031. </w:t>
+        <w:t xml:space="preserve">Yang, Y., Luo, H., Xu, H., Wu, F., 2016. Towards real-time traffic sign detection and classification. IEEE Trans. Intell. Transp. </w:t>
+      </w:r>
+      <w:r>
+        <w:rPr>
+          <w:sz w:val="24"/>
+          <w:szCs w:val="24"/>
+          <w:lang w:val="en-IN"/>
+        </w:rPr>
+        <w:t xml:space="preserve">Syst. 17 (7), 2022–2031. </w:t>
       </w:r>
       <w:hyperlink r:id="rId144">
         <w:r>
@@ -15712,7 +15665,17 @@
             <w:szCs w:val="24"/>
             <w:lang w:val="en-IN"/>
           </w:rPr>
-          <w:t>Zhu, Z., Liang, D., Zhang, S., Huang, X., Li, B., Hu, S., 2016b. Traffic sign detection and classification in the wild. Proc. CVPR, 2110–2118</w:t>
+          <w:t xml:space="preserve">Zhu, Z., Liang, D., Zhang, S., Huang, X., Li, B., Hu, S., 2016b. Traffic sign detection and </w:t>
+        </w:r>
+        <w:r>
+          <w:rPr>
+            <w:rStyle w:val="Hyperlink"/>
+            <w:sz w:val="24"/>
+            <w:szCs w:val="24"/>
+            <w:lang w:val="en-IN"/>
+          </w:rPr>
+          <w:lastRenderedPageBreak/>
+          <w:t>classification in the wild. Proc. CVPR, 2110–2118</w:t>
         </w:r>
       </w:hyperlink>
       <w:hyperlink r:id="rId160">
@@ -17714,6 +17677,7 @@
   <w:style w:type="character" w:default="1" w:styleId="DefaultParagraphFont">
     <w:name w:val="Default Paragraph Font"/>
     <w:uiPriority w:val="1"/>
+    <w:semiHidden/>
     <w:unhideWhenUsed/>
   </w:style>
   <w:style w:type="table" w:default="1" w:styleId="TableNormal">

--- a/Traffic Sign recognition using Deep Learning.docx
+++ b/Traffic Sign recognition using Deep Learning.docx
@@ -789,6 +789,7 @@
     </w:p>
     <w:p>
       <w:pPr>
+        <w:jc w:val="both"/>
         <w:rPr>
           <w:rFonts w:cs="Times New Roman"/>
           <w:sz w:val="24"/>
@@ -827,7 +828,7 @@
           <w:sz w:val="24"/>
           <w:szCs w:val="24"/>
         </w:rPr>
-        <w:t xml:space="preserve">limited frequency range and struggled with low-resolution cameras and vehicle-induced vibrations. Lee and Kim (2018) developed a CNN-based detector that simultaneously estimated sign location and precise boundaries; while accurate, their method required very high-resolution images. Hu et al. (2016) proposed a single learning-based detector handling three object classes—signs, cars, and bicycles—using a small number of sub-detectors to keep detection times low; adding detectors for more object types, however, increased runtime. Greenhalgh and Mirmehdi (2012) identified sign regions as maximally stable extremal regions (MSER) and recognized signs via SVMs trained on HOG features; precision and recall were 86% and 80%, respectively. Later, Greenhalgh and Mirmehdi (2015) leveraged scene structure to prioritize search regions for signs; removing structural cues raised false positives and lowered frame rates from 14 fps to 6 fps. Huang et al. (2017) proposed a two-module method using HOG features and a classifier trained with Extreme Learning Machine (ELM), but performance depended on parameter tuning and misclassification exceeded 50%. Huang et al. (2020) suggested a visual-inspection-based recognition method, which achieved lower average precision than our RMR-CNN. Yang et al. (2016) combined SVM and CNN for fast detection but reported lower accuracy than leading methods like Mask R-CNN. Chen and Lu (2016) used AdaBoost and SVR for detection. Liu et al. (2016) proposed a TSR method based on high-contrast region extraction and extended sparse representation; however, color enhancement of other objects led to delays. </w:t>
+        <w:t xml:space="preserve">limited frequency range and struggled with low-resolution cameras and vehicle-induced vibrations. Lee and Kim (2018) developed a CNN-based detector that simultaneously estimated sign location and precise boundaries; while accurate, their method required very high-resolution images. Hu et al. (2016) proposed a single learning-based detector handling three object classes—signs, cars, and bicycles—using a small number of sub-detectors to keep detection times low; adding detectors for more object types, however, increased runtime. Greenhalgh and Mirmehdi (2012) identified sign regions as maximally stable extremal regions (MSER) and recognized signs via SVMs trained on HOG features; precision and recall were 86% and 80%, respectively. Later, Greenhalgh and Mirmehdi (2015) leveraged scene structure to prioritize search regions for signs; removing structural cues raised false positives and lowered frame rates from 14 fps to 6 fps. Huang et al. (2017) proposed a two-module method using HOG features and a classifier trained with Extreme Learning Machine (ELM), but performance depended on parameter tuning and misclassification exceeded 50%. Huang et al. (2020) suggested a visual-inspection-based recognition method, which achieved lower average precision than our RMR-CNN. Yang et al. (2016) combined SVM and CNN for fast detection but reported lower accuracy than leading methods like Mask R-CNN. Chen and Lu (2016) used AdaBoost and SVR for detection. Liu et al. (2016) proposed a TSR method based on high-contrast region extraction and extended sparse representation; however, color enhancement of other objects led to delays. Temel et al. </w:t>
       </w:r>
       <w:r>
         <w:rPr>
@@ -836,7 +837,7 @@
           <w:szCs w:val="24"/>
         </w:rPr>
         <w:lastRenderedPageBreak/>
-        <w:t xml:space="preserve">Temel et al. (2020) developed a spectral approach resilient to weather and dirty lenses but achieved around 80% accuracy. Kamal et al. (2019) introduced </w:t>
+        <w:t xml:space="preserve">(2020) developed a spectral approach resilient to weather and dirty lenses but achieved around 80% accuracy. Kamal et al. (2019) introduced </w:t>
       </w:r>
       <w:proofErr w:type="spellStart"/>
       <w:r>
@@ -890,7 +891,7 @@
           <w:sz w:val="24"/>
           <w:szCs w:val="24"/>
         </w:rPr>
-        <w:t xml:space="preserve"> features and noted challenges in seam carving at low scaling ratios, using co-occurrence of adjacent LBPs with SVM classification for seam-carving detection. Lopez-Montiel et al. (2021) observed a lack of standardized guidance for choosing hardware and algorithms for TSD, and proposed a methodology to evaluate GPU and TPU performance using </w:t>
+        <w:t xml:space="preserve"> features and noted challenges in seam carving at low scaling ratios, using co-occurrence of adjacent LBPs with SVM classification for seam-carving detection. Lopez-Montiel et al. (2021) observed a lack of standardized guidance for choosing hardware and algorithms for TSD, and proposed a methodology to evaluate GPU and TPU performance using combinations of </w:t>
       </w:r>
       <w:r>
         <w:rPr>
@@ -898,7 +899,7 @@
           <w:sz w:val="24"/>
           <w:szCs w:val="24"/>
         </w:rPr>
-        <w:t xml:space="preserve">combinations of models (ResNet50 v1, </w:t>
+        <w:t xml:space="preserve">models (ResNet50 v1, </w:t>
       </w:r>
       <w:proofErr w:type="spellStart"/>
       <w:r>
@@ -2082,6 +2083,7 @@
     </w:p>
     <w:p>
       <w:pPr>
+        <w:jc w:val="both"/>
         <w:rPr>
           <w:lang w:val="en-IN"/>
         </w:rPr>
@@ -6055,30 +6057,51 @@
           <w:szCs w:val="32"/>
         </w:rPr>
       </w:pPr>
-      <w:r>
+    </w:p>
+    <w:p>
+      <w:pPr>
+        <w:jc w:val="both"/>
         <w:rPr>
           <w:rFonts w:cs="Times New Roman"/>
           <w:sz w:val="32"/>
           <w:szCs w:val="32"/>
         </w:rPr>
-        <w:t>V. EXPERIMENTAL RESULTS</w:t>
-      </w:r>
+      </w:pPr>
     </w:p>
     <w:p>
       <w:pPr>
-        <w:rPr>
-          <w:sz w:val="24"/>
-          <w:szCs w:val="24"/>
-          <w:lang w:val="en-IN"/>
-        </w:rPr>
-      </w:pPr>
-      <w:r>
-        <w:rPr>
-          <w:sz w:val="24"/>
-          <w:szCs w:val="24"/>
-          <w:lang w:val="en-IN"/>
+        <w:jc w:val="both"/>
+        <w:rPr>
+          <w:rFonts w:cs="Times New Roman"/>
+          <w:sz w:val="32"/>
+          <w:szCs w:val="32"/>
+        </w:rPr>
+      </w:pPr>
+      <w:r>
+        <w:rPr>
+          <w:rFonts w:cs="Times New Roman"/>
+          <w:sz w:val="32"/>
+          <w:szCs w:val="32"/>
         </w:rPr>
         <w:lastRenderedPageBreak/>
+        <w:t>V. EXPERIMENTAL RESULTS</w:t>
+      </w:r>
+    </w:p>
+    <w:p>
+      <w:pPr>
+        <w:jc w:val="both"/>
+        <w:rPr>
+          <w:sz w:val="24"/>
+          <w:szCs w:val="24"/>
+          <w:lang w:val="en-IN"/>
+        </w:rPr>
+      </w:pPr>
+      <w:r>
+        <w:rPr>
+          <w:sz w:val="24"/>
+          <w:szCs w:val="24"/>
+          <w:lang w:val="en-IN"/>
+        </w:rPr>
         <w:t>A large training set is crucial for high accuracy because deep models contain millions of learnable parameters. Collecting tens of thousands of real images is often impractical; data augmentation helps expand dataset size by varying image parameters. We applied eight augmentation methods:</w:t>
       </w:r>
     </w:p>
@@ -6088,6 +6111,7 @@
           <w:ilvl w:val="0"/>
           <w:numId w:val="17"/>
         </w:numPr>
+        <w:jc w:val="both"/>
         <w:rPr>
           <w:sz w:val="24"/>
           <w:szCs w:val="24"/>
@@ -6109,6 +6133,7 @@
           <w:ilvl w:val="0"/>
           <w:numId w:val="17"/>
         </w:numPr>
+        <w:jc w:val="both"/>
         <w:rPr>
           <w:sz w:val="24"/>
           <w:szCs w:val="24"/>
@@ -6130,6 +6155,7 @@
           <w:ilvl w:val="0"/>
           <w:numId w:val="17"/>
         </w:numPr>
+        <w:jc w:val="both"/>
         <w:rPr>
           <w:sz w:val="24"/>
           <w:szCs w:val="24"/>
@@ -6151,6 +6177,7 @@
           <w:ilvl w:val="0"/>
           <w:numId w:val="17"/>
         </w:numPr>
+        <w:jc w:val="both"/>
         <w:rPr>
           <w:sz w:val="24"/>
           <w:szCs w:val="24"/>
@@ -6172,6 +6199,7 @@
           <w:ilvl w:val="0"/>
           <w:numId w:val="17"/>
         </w:numPr>
+        <w:jc w:val="both"/>
         <w:rPr>
           <w:sz w:val="24"/>
           <w:szCs w:val="24"/>
@@ -6193,6 +6221,7 @@
           <w:ilvl w:val="0"/>
           <w:numId w:val="17"/>
         </w:numPr>
+        <w:jc w:val="both"/>
         <w:rPr>
           <w:sz w:val="24"/>
           <w:szCs w:val="24"/>
@@ -6214,6 +6243,7 @@
           <w:ilvl w:val="0"/>
           <w:numId w:val="17"/>
         </w:numPr>
+        <w:jc w:val="both"/>
         <w:rPr>
           <w:sz w:val="24"/>
           <w:szCs w:val="24"/>
@@ -6235,6 +6265,7 @@
           <w:ilvl w:val="0"/>
           <w:numId w:val="17"/>
         </w:numPr>
+        <w:jc w:val="both"/>
         <w:rPr>
           <w:sz w:val="24"/>
           <w:szCs w:val="24"/>
@@ -6260,6 +6291,7 @@
     </w:p>
     <w:p>
       <w:pPr>
+        <w:jc w:val="both"/>
         <w:rPr>
           <w:sz w:val="24"/>
           <w:szCs w:val="24"/>
@@ -6277,6 +6309,7 @@
     </w:p>
     <w:p>
       <w:pPr>
+        <w:jc w:val="both"/>
         <w:rPr>
           <w:sz w:val="24"/>
           <w:szCs w:val="24"/>
@@ -7185,6 +7218,7 @@
     <w:p/>
     <w:p>
       <w:pPr>
+        <w:jc w:val="both"/>
         <w:rPr>
           <w:sz w:val="24"/>
           <w:szCs w:val="24"/>
@@ -7200,6 +7234,7 @@
     </w:p>
     <w:p>
       <w:pPr>
+        <w:jc w:val="both"/>
         <w:rPr>
           <w:sz w:val="24"/>
           <w:szCs w:val="24"/>
@@ -7954,6 +7989,7 @@
     <w:p>
       <w:pPr>
         <w:ind w:left="-14"/>
+        <w:jc w:val="both"/>
         <w:rPr>
           <w:sz w:val="24"/>
           <w:szCs w:val="24"/>
@@ -7972,27 +8008,28 @@
     <w:p>
       <w:pPr>
         <w:ind w:left="-14"/>
-        <w:rPr>
-          <w:sz w:val="24"/>
-          <w:szCs w:val="24"/>
-          <w:lang w:val="en-IN"/>
-        </w:rPr>
-      </w:pPr>
-      <w:r>
-        <w:rPr>
-          <w:sz w:val="24"/>
-          <w:szCs w:val="24"/>
-          <w:lang w:val="en-IN"/>
-        </w:rPr>
-        <w:t xml:space="preserve">Table 1 reports precision and recall for traffic sign detection with RMR-CNN. The model achieved an average precision of 99.6% and recall of 96.75%. Recognition precision is expected to be somewhat lower </w:t>
-      </w:r>
-      <w:r>
-        <w:rPr>
-          <w:sz w:val="24"/>
-          <w:szCs w:val="24"/>
-          <w:lang w:val="en-IN"/>
-        </w:rPr>
-        <w:t xml:space="preserve">than detection since recognition adds extra processing steps that can reduce precision. For comparison, Table 2 lists Precision and Recall for Fast R-CNN and Mask R-CNN. Results show Fast R-CNN precision/recall of 93.05%/94% (miss rate 6%, false positive rate 6.95%); Mask R-CNN improved precision to 94.4% and recall to 96.7%, lowering false positives to 5.6% and miss rate to 3.3%. Using data augmentation and refinements, RMR-CNN reached 97.08% precision and 96.75% recall with a false positive rate of 2.92%, outperforming both Fast R-CNN and Mask R-CNN. Table 3 summarizes precision, recall, and F-measure for the three models. Fig. 17 shows RMR-CNN obtained 97.08% precision with a miss rate of 3.25% and false positive rate of 2.92%, reflecting the improvements from our adaptations. Compared to Fast R-CNN </w:t>
+        <w:jc w:val="both"/>
+        <w:rPr>
+          <w:sz w:val="24"/>
+          <w:szCs w:val="24"/>
+          <w:lang w:val="en-IN"/>
+        </w:rPr>
+      </w:pPr>
+      <w:r>
+        <w:rPr>
+          <w:sz w:val="24"/>
+          <w:szCs w:val="24"/>
+          <w:lang w:val="en-IN"/>
+        </w:rPr>
+        <w:t xml:space="preserve">Table 1 reports precision and recall for traffic sign detection with RMR-CNN. The model achieved an average precision of 99.6% and recall of 96.75%. Recognition precision is expected to be somewhat lower than </w:t>
+      </w:r>
+      <w:r>
+        <w:rPr>
+          <w:sz w:val="24"/>
+          <w:szCs w:val="24"/>
+          <w:lang w:val="en-IN"/>
+        </w:rPr>
+        <w:t xml:space="preserve">detection since recognition adds extra processing steps that can reduce precision. For comparison, Table 2 lists Precision and Recall for Fast R-CNN and Mask R-CNN. Results show Fast R-CNN precision/recall of 93.05%/94% (miss rate 6%, false positive rate 6.95%); Mask R-CNN improved precision to 94.4% and recall to 96.7%, lowering false positives to 5.6% and miss rate to 3.3%. Using data augmentation and refinements, RMR-CNN reached 97.08% precision and 96.75% recall with a false positive rate of 2.92%, outperforming both Fast R-CNN and Mask R-CNN. Table 3 summarizes precision, recall, and F-measure for the three models. Fig. 17 shows RMR-CNN obtained 97.08% precision with a miss rate of 3.25% and false positive rate of 2.92%, reflecting the improvements from our adaptations. Compared to Fast R-CNN and </w:t>
       </w:r>
       <w:r>
         <w:rPr>
@@ -8001,7 +8038,7 @@
           <w:lang w:val="en-IN"/>
         </w:rPr>
         <w:lastRenderedPageBreak/>
-        <w:t>and Mask R-CNN without adaptations (error rates 6% and 3.3%), RMR-CNN’s error rate of 3.25% is nearly half of Fast R-CNN’s and shows superior accuracy among the compared models.</w:t>
+        <w:t>Mask R-CNN without adaptations (error rates 6% and 3.3%), RMR-CNN’s error rate of 3.25% is nearly half of Fast R-CNN’s and shows superior accuracy among the compared models.</w:t>
       </w:r>
     </w:p>
     <w:p>
@@ -13447,6 +13484,7 @@
     </w:p>
     <w:p>
       <w:pPr>
+        <w:jc w:val="both"/>
         <w:rPr>
           <w:sz w:val="24"/>
           <w:szCs w:val="24"/>
